--- a/5_Misc/Chamberlain Letter of Intent.docx
+++ b/5_Misc/Chamberlain Letter of Intent.docx
@@ -17,10 +17,10 @@
           <w:noProof/>
         </w:rPr>
         <w:pict w14:anchorId="5BD2B0BA">
-          <v:rect id="Ink 3" o:spid="_x0000_s1035" style="position:absolute;margin-left:2.55pt;margin-top:489.1pt;width:359.4pt;height:42.4pt;z-index:7;visibility:visible;mso-wrap-style:square;mso-wrap-distance-left:9pt;mso-wrap-distance-top:0;mso-wrap-distance-right:9pt;mso-wrap-distance-bottom:0;mso-position-horizontal:absolute;mso-position-horizontal-relative:text;mso-position-vertical:absolute;mso-position-vertical-relative:text" coordsize="12645,1461" filled="f" strokeweight=".35mm">
+          <v:rect id="Ink 3" o:spid="_x0000_s1035" style="position:absolute;margin-left:2.55pt;margin-top:489.1pt;width:359.4pt;height:42.4pt;z-index:7;visibility:visible;mso-wrap-style:square;mso-wrap-distance-left:9pt;mso-wrap-distance-top:0;mso-wrap-distance-right:9pt;mso-wrap-distance-bottom:0;mso-position-horizontal:absolute;mso-position-horizontal-relative:text;mso-position-vertical:absolute;mso-position-vertical-relative:text" filled="f" strokeweight=".35mm">
             <v:stroke endcap="round"/>
             <v:path shadowok="f" o:extrusionok="f" fillok="f" insetpenok="f"/>
-            <o:lock v:ext="edit" rotation="t" text="t"/>
+            <o:lock v:ext="edit" rotation="t" aspectratio="t" verticies="t" text="t" shapetype="t"/>
             <o:ink i="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" annotation="t"/>
           </v:rect>
         </w:pict>
@@ -122,6 +122,24 @@
         <w:instrText xml:space="preserve"> INCLUDEPICTURE "https://d92mrp7hetgfk.cloudfront.net/images/sites/misc/embry-riddle_aeronautical_u-worldwide-1/standard.png?1548464310" \* MERGEFORMATINET </w:instrText>
       </w:r>
       <w:r>
+        <w:fldChar w:fldCharType="separate"/>
+      </w:r>
+      <w:r>
+        <w:rPr>
+          <w:noProof/>
+        </w:rPr>
+        <w:fldChar w:fldCharType="begin"/>
+      </w:r>
+      <w:r>
+        <w:rPr>
+          <w:noProof/>
+        </w:rPr>
+        <w:instrText xml:space="preserve"> INCLUDEPICTURE  "https://d92mrp7hetgfk.cloudfront.net/images/sites/misc/embry-riddle_aeronautical_u-worldwide-1/standard.png?1548464310" \* MERGEFORMATINET </w:instrText>
+      </w:r>
+      <w:r>
+        <w:rPr>
+          <w:noProof/>
+        </w:rPr>
         <w:fldChar w:fldCharType="separate"/>
       </w:r>
       <w:r>
@@ -250,6 +268,12 @@
         <w:fldChar w:fldCharType="end"/>
       </w:r>
       <w:r>
+        <w:rPr>
+          <w:noProof/>
+        </w:rPr>
+        <w:fldChar w:fldCharType="end"/>
+      </w:r>
+      <w:r>
         <w:fldChar w:fldCharType="end"/>
       </w:r>
       <w:r>
@@ -405,246 +429,6 @@
                   <w:pPr>
                     <w:pStyle w:val="FreeForm"/>
                   </w:pPr>
-                </w:p>
-                <w:p>
-                  <w:pPr>
-                    <w:pStyle w:val="FreeForm"/>
-                  </w:pPr>
-                  <w:r>
-                    <w:t>I would suggest a subset of the following 6 references be contacted to provide letters affirming the quality of my teaching, research, and service:</w:t>
-                  </w:r>
-                </w:p>
-                <w:p>
-                  <w:pPr>
-                    <w:pStyle w:val="NormalWeb"/>
-                    <w:numPr>
-                      <w:ilvl w:val="0"/>
-                      <w:numId w:val="4"/>
-                    </w:numPr>
-                    <w:spacing w:before="0" w:beforeAutospacing="0"/>
-                    <w:rPr>
-                      <w:rFonts w:ascii="Calibri" w:hAnsi="Calibri" w:cs="Calibri"/>
-                    </w:rPr>
-                  </w:pPr>
-                  <w:r>
-                    <w:rPr>
-                      <w:rFonts w:ascii="Calibri" w:hAnsi="Calibri" w:cs="Calibri"/>
-                      <w:b/>
-                      <w:bCs/>
-                    </w:rPr>
-                    <w:t>Audrey Malagon</w:t>
-                  </w:r>
-                  <w:r>
-                    <w:rPr>
-                      <w:rFonts w:ascii="Calibri" w:hAnsi="Calibri" w:cs="Calibri"/>
-                    </w:rPr>
-                    <w:t>, MAA Senior Director of Program</w:t>
-                  </w:r>
-                  <w:r>
-                    <w:rPr>
-                      <w:rFonts w:ascii="Calibri" w:hAnsi="Calibri" w:cs="Calibri"/>
-                    </w:rPr>
-                    <w:t>, Mathematics</w:t>
-                  </w:r>
-                  <w:r>
-                    <w:rPr>
-                      <w:rFonts w:ascii="Calibri" w:hAnsi="Calibri" w:cs="Calibri"/>
-                    </w:rPr>
-                    <w:t xml:space="preserve"> (</w:t>
-                  </w:r>
-                  <w:hyperlink r:id="rId9" w:history="1">
-                    <w:r>
-                      <w:rPr>
-                        <w:rStyle w:val="Hyperlink"/>
-                        <w:rFonts w:ascii="Calibri" w:hAnsi="Calibri" w:cs="Calibri"/>
-                      </w:rPr>
-                      <w:t>amalagon@maa.org</w:t>
-                    </w:r>
-                  </w:hyperlink>
-                  <w:r>
-                    <w:rPr>
-                      <w:rFonts w:ascii="Calibri" w:hAnsi="Calibri" w:cs="Calibri"/>
-                    </w:rPr>
-                    <w:t>)</w:t>
-                  </w:r>
-                </w:p>
-                <w:p>
-                  <w:pPr>
-                    <w:pStyle w:val="FreeForm"/>
-                    <w:numPr>
-                      <w:ilvl w:val="0"/>
-                      <w:numId w:val="4"/>
-                    </w:numPr>
-                  </w:pPr>
-                  <w:r>
-                    <w:rPr>
-                      <w:b/>
-                      <w:bCs/>
-                    </w:rPr>
-                    <w:t>Gizem Karaali</w:t>
-                  </w:r>
-                  <w:r>
-                    <w:t>, Pomona College Professor and Chair, Mathematics and Statistics (</w:t>
-                  </w:r>
-                  <w:hyperlink r:id="rId10" w:history="1">
-                    <w:r>
-                      <w:rPr>
-                        <w:rStyle w:val="Hyperlink"/>
-                      </w:rPr>
-                      <w:t>Gizem.Karaali@pomona.edu</w:t>
-                    </w:r>
-                  </w:hyperlink>
-                  <w:r>
-                    <w:t xml:space="preserve">) </w:t>
-                  </w:r>
-                </w:p>
-                <w:p>
-                  <w:pPr>
-                    <w:pStyle w:val="FreeForm"/>
-                    <w:numPr>
-                      <w:ilvl w:val="0"/>
-                      <w:numId w:val="4"/>
-                    </w:numPr>
-                  </w:pPr>
-                  <w:r>
-                    <w:rPr>
-                      <w:b/>
-                      <w:bCs/>
-                    </w:rPr>
-                    <w:t>Russell Jeter</w:t>
-                  </w:r>
-                  <w:r>
-                    <w:t>, Georgia State University Assistant Professor, Mathematical and Statistical Foundations of Big Data (</w:t>
-                  </w:r>
-                  <w:hyperlink r:id="rId11" w:history="1">
-                    <w:r>
-                      <w:rPr>
-                        <w:rStyle w:val="Hyperlink"/>
-                      </w:rPr>
-                      <w:t>rjeter@gsu.edu</w:t>
-                    </w:r>
-                  </w:hyperlink>
-                  <w:r>
-                    <w:t>)</w:t>
-                  </w:r>
-                </w:p>
-                <w:p>
-                  <w:pPr>
-                    <w:pStyle w:val="FreeForm"/>
-                    <w:numPr>
-                      <w:ilvl w:val="0"/>
-                      <w:numId w:val="4"/>
-                    </w:numPr>
-                  </w:pPr>
-                  <w:r>
-                    <w:rPr>
-                      <w:b/>
-                      <w:bCs/>
-                    </w:rPr>
-                    <w:t>Emily Faulconer</w:t>
-                  </w:r>
-                  <w:r>
-                    <w:t>, Monash University Senior Lecturer, STEM Education (</w:t>
-                  </w:r>
-                  <w:hyperlink r:id="rId12" w:history="1">
-                    <w:r>
-                      <w:rPr>
-                        <w:rStyle w:val="Hyperlink"/>
-                      </w:rPr>
-                      <w:t>emily.faulconer@monash.edu</w:t>
-                    </w:r>
-                  </w:hyperlink>
-                  <w:r>
-                    <w:t xml:space="preserve">) </w:t>
-                  </w:r>
-                </w:p>
-                <w:p>
-                  <w:pPr>
-                    <w:pStyle w:val="NormalWeb"/>
-                    <w:numPr>
-                      <w:ilvl w:val="0"/>
-                      <w:numId w:val="4"/>
-                    </w:numPr>
-                    <w:rPr>
-                      <w:rFonts w:ascii="Calibri" w:hAnsi="Calibri" w:cs="Calibri"/>
-                    </w:rPr>
-                  </w:pPr>
-                  <w:r>
-                    <w:rPr>
-                      <w:rFonts w:ascii="Calibri" w:hAnsi="Calibri" w:cs="Calibri"/>
-                      <w:b/>
-                      <w:bCs/>
-                    </w:rPr>
-                    <w:t>Catherine Paolucci</w:t>
-                  </w:r>
-                  <w:r>
-                    <w:rPr>
-                      <w:rFonts w:ascii="Calibri" w:hAnsi="Calibri" w:cs="Calibri"/>
-                    </w:rPr>
-                    <w:t>, MAA Director of Outreach and Impact, STEM Education (</w:t>
-                  </w:r>
-                  <w:hyperlink r:id="rId13" w:history="1">
-                    <w:r>
-                      <w:rPr>
-                        <w:rStyle w:val="Hyperlink"/>
-                        <w:rFonts w:ascii="Calibri" w:hAnsi="Calibri" w:cs="Calibri"/>
-                      </w:rPr>
-                      <w:t>cpaolucci@maa.org</w:t>
-                    </w:r>
-                  </w:hyperlink>
-                  <w:r>
-                    <w:rPr>
-                      <w:rFonts w:ascii="Calibri" w:hAnsi="Calibri" w:cs="Calibri"/>
-                    </w:rPr>
-                    <w:t>)</w:t>
-                  </w:r>
-                  <w:r>
-                    <w:rPr>
-                      <w:rFonts w:ascii="Calibri" w:hAnsi="Calibri" w:cs="Calibri"/>
-                    </w:rPr>
-                    <w:t xml:space="preserve"> </w:t>
-                  </w:r>
-                </w:p>
-                <w:p>
-                  <w:pPr>
-                    <w:pStyle w:val="NormalWeb"/>
-                    <w:numPr>
-                      <w:ilvl w:val="0"/>
-                      <w:numId w:val="4"/>
-                    </w:numPr>
-                    <w:rPr>
-                      <w:rFonts w:ascii="Calibri" w:hAnsi="Calibri" w:cs="Calibri"/>
-                    </w:rPr>
-                  </w:pPr>
-                  <w:r>
-                    <w:rPr>
-                      <w:rFonts w:ascii="Calibri" w:hAnsi="Calibri" w:cs="Calibri"/>
-                      <w:b/>
-                      <w:bCs/>
-                    </w:rPr>
-                    <w:t>Benjamin Gaines</w:t>
-                  </w:r>
-                  <w:r>
-                    <w:rPr>
-                      <w:rFonts w:ascii="Calibri" w:hAnsi="Calibri" w:cs="Calibri"/>
-                    </w:rPr>
-                    <w:t>, Iona College Associate Professor, Mathematics (</w:t>
-                  </w:r>
-                  <w:hyperlink r:id="rId14" w:history="1">
-                    <w:r>
-                      <w:rPr>
-                        <w:rStyle w:val="Hyperlink"/>
-                        <w:rFonts w:ascii="Calibri" w:hAnsi="Calibri" w:cs="Calibri"/>
-                      </w:rPr>
-                      <w:t>bgaines@iona.edu</w:t>
-                    </w:r>
-                  </w:hyperlink>
-                  <w:r>
-                    <w:rPr>
-                      <w:rFonts w:ascii="Calibri" w:hAnsi="Calibri" w:cs="Calibri"/>
-                    </w:rPr>
-                    <w:t xml:space="preserve">) </w:t>
-                  </w:r>
                 </w:p>
                 <w:p>
                   <w:pPr>
@@ -796,9 +580,9 @@
                       <w:noProof/>
                     </w:rPr>
                     <w:pict w14:anchorId="12640EB4">
-                      <v:shape id="_x0000_i1037" alt="" style="width:580.5pt;height:35.25pt;mso-width-percent:0;mso-height-percent:0;mso-width-percent:0;mso-height-percent:0" coordsize="21600,21600" o:spt="100" adj="0,,0" path="" stroked="f">
+                      <v:shape id="_x0000_i1027" alt="" style="width:580.5pt;height:35.25pt;mso-width-percent:0;mso-height-percent:0;mso-width-percent:0;mso-height-percent:0" coordsize="21600,21600" o:spt="100" adj="0,,0" path="" stroked="f">
                         <v:stroke joinstyle="miter"/>
-                        <v:imagedata r:id="rId15" o:title=""/>
+                        <v:imagedata r:id="rId9" o:title=""/>
                         <v:formulas/>
                         <v:path o:connecttype="segments"/>
                       </v:shape>
@@ -1692,6 +1476,7 @@
   <w:style w:type="character" w:default="1" w:styleId="DefaultParagraphFont">
     <w:name w:val="Default Paragraph Font"/>
     <w:uiPriority w:val="1"/>
+    <w:semiHidden/>
     <w:unhideWhenUsed/>
   </w:style>
   <w:style w:type="table" w:default="1" w:styleId="TableNormal">
